--- a/ОВК/291-ОВК.РПЗ Расчётно-пояснительная записка.docx
+++ b/ОВК/291-ОВК.РПЗ Расчётно-пояснительная записка.docx
@@ -5007,7 +5007,7 @@
                 <w:b w:val="0"/>
                 <w:sz w:val="16"/>
               </w:rPr>
-              <w:t>канальный</w:t>
+              <w:t>настенный</w:t>
             </w:r>
           </w:p>
         </w:tc>
@@ -5107,7 +5107,7 @@
                 <w:b w:val="0"/>
                 <w:sz w:val="16"/>
               </w:rPr>
-              <w:t>канальный</w:t>
+              <w:t>настенный</w:t>
             </w:r>
           </w:p>
         </w:tc>
@@ -6094,7 +6094,7 @@
         <w:rPr>
           <w:b w:val="0"/>
         </w:rPr>
-        <w:t>Две системы (по этажам) вместо одной: меньше длина трасс, независимость этажей и резервирование. Наружные блоки — на опорах у фасада, на удалении от окон спален. Дренаж — в канализацию через сухие затворы, от канальных блоков — с дренажными насосами.</w:t>
+        <w:t>Две системы (по этажам) вместо одной: меньше длина трасс, независимость этажей и резервирование. Наружные блоки — на опорах у фасада, на удалении от окон спален. Дренаж — в канализацию через сухие затворы. Все внутренние блоки — настенные: потолки 1 этажа с видимыми балками не позволяют скрыть канальные блоки.</w:t>
       </w:r>
     </w:p>
     <w:p>
@@ -6158,15 +6158,7 @@
         <w:pStyle w:val="ListNumber"/>
       </w:pPr>
       <w:r>
-        <w:t>Поэтажные планы АР с расстановкой перегородок (файл «АПР Берта Ромарио.pdf» 13,6 МБ не передан коннектором Google Drive, лимит 10 МБ; в работе использован его текстовый слой — экспликации, высоты, конструктив). Нужны для выпуска планов трассировки.</w:t>
-      </w:r>
-    </w:p>
-    <w:p>
-      <w:pPr>
-        <w:pStyle w:val="ListNumber"/>
-      </w:pPr>
-      <w:r>
-        <w:t>Расположение и сечения вентиляционных коробов (обозначены на планах АР).</w:t>
+        <w:t>Размеры вентиляционных коробов ВК-1…ВК-5 — увеличить по заданию (лист 15); на планах АР короба показаны условно, малого сечения.</w:t>
       </w:r>
     </w:p>
     <w:p>
@@ -6198,7 +6190,7 @@
         <w:pStyle w:val="ListNumber"/>
       </w:pPr>
       <w:r>
-        <w:t>Дизайн-проект: возможность подшивных потолков для канальных блоков в кухне-столовой и гостиной; места наружных блоков на участке.</w:t>
+        <w:t>Дизайн-проект: окончательные места внутренних блоков и диффузоров; места наружных блоков на участке.</w:t>
       </w:r>
     </w:p>
     <w:p>
@@ -6214,7 +6206,23 @@
         <w:pStyle w:val="Heading1"/>
       </w:pPr>
       <w:r>
-        <w:t>9. Состав графической части</w:t>
+        <w:t>9. Трассировка</w:t>
+      </w:r>
+    </w:p>
+    <w:p>
+      <w:r>
+        <w:rPr>
+          <w:b w:val="0"/>
+        </w:rPr>
+        <w:t>Трассы систем выполнены на подложке поэтажных планов АПР (листы 4–8). Магистрали П1/В1 проложены по чердаку в зоне сдвоенных лаг между осями 7–9 / Е–К, где установлена ПВУ; ответвления идут к диффузорам 2 этажа и к стоякам в вентиляционных коробах ВК-1 (оси 5/Ж) и ВК-4 (оси 12/К), у основания которых установлены коллекторы РК1…РК4 лучевой разводки 1 этажа. Кухонный зонт и компенсация П2 — через короб ВК-2 (оси 5/Д), вытяжка сауны — через ВК-3 (оси 12/М), котельная и фреонопроводы К2 — через ВК-5 (оси 13/Д). Наружные блоки — у восточного фасада возле котельной.</w:t>
+      </w:r>
+    </w:p>
+    <w:p>
+      <w:pPr>
+        <w:pStyle w:val="Heading1"/>
+      </w:pPr>
+      <w:r>
+        <w:t>10. Состав графической части</w:t>
       </w:r>
     </w:p>
     <w:p>
@@ -6234,32 +6242,62 @@
     </w:p>
     <w:p>
       <w:r>
-        <w:t>Лист 4. Принципиальная схема системы П1</w:t>
+        <w:t>Лист 4. План 1 этажа. Вентиляция</w:t>
       </w:r>
     </w:p>
     <w:p>
       <w:r>
-        <w:t>Лист 5. Принципиальная схема системы В1</w:t>
+        <w:t>Лист 5. План 2 этажа. Вентиляция</w:t>
       </w:r>
     </w:p>
     <w:p>
       <w:r>
-        <w:t>Лист 6. Принципиальные схемы систем П2, В3, В2, ЕВ1, ПЕ1, ПЕ2</w:t>
+        <w:t>Лист 6. План чердака. Вентиляция</w:t>
       </w:r>
     </w:p>
     <w:p>
       <w:r>
-        <w:t>Лист 7. Принципиальные схемы систем К1, К2</w:t>
+        <w:t>Лист 7. План 1 этажа. Кондиционирование</w:t>
       </w:r>
     </w:p>
     <w:p>
       <w:r>
-        <w:t>Лист 8. Спецификация оборудования, изделий и материалов</w:t>
+        <w:t>Лист 8. План 2 этажа. Кондиционирование</w:t>
       </w:r>
     </w:p>
     <w:p>
       <w:r>
-        <w:t>Лист 9. Спецификация оборудования, изделий и материалов (окончание)</w:t>
+        <w:t>Лист 9. Принципиальная схема системы П1</w:t>
+      </w:r>
+    </w:p>
+    <w:p>
+      <w:r>
+        <w:t>Лист 10. Принципиальная схема системы В1</w:t>
+      </w:r>
+    </w:p>
+    <w:p>
+      <w:r>
+        <w:t>Лист 11. Принципиальные схемы систем П2, В3, В2, ЕВ1, ПЕ1, ПЕ2</w:t>
+      </w:r>
+    </w:p>
+    <w:p>
+      <w:r>
+        <w:t>Лист 12. Принципиальные схемы систем К1, К2</w:t>
+      </w:r>
+    </w:p>
+    <w:p>
+      <w:r>
+        <w:t>Лист 13. Спецификация оборудования, изделий и материалов</w:t>
+      </w:r>
+    </w:p>
+    <w:p>
+      <w:r>
+        <w:t>Лист 14. Спецификация оборудования, изделий и материалов (окончание)</w:t>
+      </w:r>
+    </w:p>
+    <w:p>
+      <w:r>
+        <w:t>Лист 15. Задание смежным разделам (АР, КД, ЭОМ, ВК)</w:t>
       </w:r>
     </w:p>
     <w:sectPr>

--- a/ОВК/291-ОВК.РПЗ Расчётно-пояснительная записка.docx
+++ b/ОВК/291-ОВК.РПЗ Расчётно-пояснительная записка.docx
@@ -4593,7 +4593,7 @@
         <w:rPr>
           <w:b w:val="0"/>
         </w:rPr>
-        <w:t>Холодильная нагрузка определена по укрупнённым удельным показателям (Вт/м² площади) с учётом тепловыделений людей (130 Вт/чел) и кухонного оборудования (800 Вт). Удельные показатели: гостиная — 110, кухня-столовая/зона отдыха — 100, холл со вторым светом и панорамным остеклением — 150, спальни — 90, холлы — 70 Вт/м². После получения ведомости заполнения проёмов (размеры и ориентация окон) расчёт подлежит уточнению по теплопритокам от солнечной радиации.</w:t>
+        <w:t>Холодильная нагрузка определена по укрупнённым удельным показателям (Вт/м² площади) с учётом тепловыделений людей (130 Вт/чел) и кухонного оборудования (800 Вт). Удельные показатели: гостиная — 110, кухня-столовая/зона отдыха — 100, холл со вторым светом и панорамным остеклением — 150, спальни — 90, холлы — 70 Вт/м². Повышенные показатели приняты для помещений с панорамным остеклением по АПР (витражи h=3,2 м). На стадии закупки рекомендуется поверочный расчёт теплопоступлений от солнечной радиации по ориентации.</w:t>
       </w:r>
     </w:p>
     <w:tbl>

--- a/ОВК/291-ОВК.РПЗ Расчётно-пояснительная записка.docx
+++ b/ОВК/291-ОВК.РПЗ Расчётно-пояснительная записка.docx
@@ -15,7 +15,7 @@
           <w:b/>
           <w:sz w:val="32"/>
         </w:rPr>
-        <w:t>Индивидуальный жилой дом «Берта Ромарио»</w:t>
+        <w:t>Индивидуальный жилой дом «Ромарио»</w:t>
       </w:r>
     </w:p>
     <w:p>
@@ -26,7 +26,7 @@
         <w:rPr>
           <w:b w:val="0"/>
         </w:rPr>
-        <w:t>Московская обл., Истринский р-н, д. Веледниково, ул. Живописная, д. 25</w:t>
+        <w:t>Московская обл., г. о. Истра, посёлок «Берта», участок 1</w:t>
       </w:r>
     </w:p>
     <w:p/>
@@ -39,7 +39,7 @@
           <w:b/>
           <w:sz w:val="28"/>
         </w:rPr>
-        <w:t>Рабочая документация</w:t>
+        <w:t>Концепт заказчика — исходные данные для проектировщика</w:t>
       </w:r>
     </w:p>
     <w:p>
@@ -63,7 +63,7 @@
           <w:b w:val="0"/>
           <w:sz w:val="28"/>
         </w:rPr>
-        <w:t>Расчётно-пояснительная записка</w:t>
+        <w:t>Пояснительная записка (стадия «Э»)</w:t>
       </w:r>
     </w:p>
     <w:p>
@@ -115,7 +115,7 @@
         <w:rPr>
           <w:b w:val="0"/>
         </w:rPr>
-        <w:t>Раздел разработан на основании архитектурно-планировочных решений (АПР «Берта Ромарио», ООО «Строй Хауз», 23.07.2026) и конструктивных разделов КЖ0 «Фундамент», КД1 «Разбрусовка», КД2 «Клееный материал», КД3 «Подвенечный оклад», КД4 «Межэтажное перекрытие», КД5 «Кровля».</w:t>
+        <w:t>Документ — концепт заказчика, исходные данные для инженерного проектировщика; не для закупки и монтажа. Основание: АПР, КЖ0, КД1–КД5 подрядчика; пакет исходных заказчика № 83 / Прил. 2 к заданию (ред. 2 от 18.10.2026); эскиз БР-ОВК; решения 14.10, 17.10, 18.10.2026. Все расчёты подлежат проверке проектировщиком.</w:t>
       </w:r>
     </w:p>
     <w:p>
@@ -123,7 +123,7 @@
         <w:rPr>
           <w:b w:val="0"/>
         </w:rPr>
-        <w:t>Объект — индивидуальный жилой дом, 2 этажа, без цоколя и мансарды. Габариты 16,14×22,44 м, архитектурная высота 9,79 м, площадь здания 488 м², площадь застройки 250 м². Высота этажей в чистоте: 1 этаж — 3,70 м, 2 этаж — 3,40 м. Наружные и внутренние несущие стены — клееный брус 240 мм; перекрытие — деревянное по балкам; кровля — фальцевая (клик-фальц) с утеплением; чердак — низ перекрытия на отм. +7,900. Холл-лестница — со вторым светом.</w:t>
+        <w:t>Объект — индивидуальный жилой дом, 2 этажа. Отапливаемая площадь 438 м² (терраса и крыльцо не входят). Высоты этажей 3,7 / 3,4 м, холл со вторым светом. Стены — клееный брус 240 мм; перекрытие — двутавры 89×302 с ЦПС 60 мм; кровля фальцевая, утепление 250 мм; чердак тёплый (ответ подрядчика 18.10).</w:t>
       </w:r>
     </w:p>
     <w:p>
@@ -131,7 +131,7 @@
         <w:rPr>
           <w:b w:val="0"/>
         </w:rPr>
-        <w:t>Состав систем: приточно-вытяжная вентиляция с рекуперацией (П1В1), вытяжка кухонного зонта с компенсирующим притоком (В3/П2), вытяжка сауны (В2), естественная вентиляция котельной (ЕВ1/ПЕ1), подача воздуха на горение камина (ПЕ2), кондиционирование — две системы мини-VRF (К1 — 1 этаж, К2 — 2 этаж).</w:t>
+        <w:t>Состав систем: П1В1 1050/1050 м³/ч с роторным рекуператором и водяным калорифером, В3/П2 (кухонный зонт и компенсация с водяным калорифером), В2 (сауна), ЕВ1/ПЕ1 (котельная), ПЕ2 (воздух на горение камина), паровое увлажнение ПУ1–ПУ6, кондиционирование К1/К2 с канальными внутренними блоками.</w:t>
       </w:r>
     </w:p>
     <w:p>
@@ -1239,7 +1239,7 @@
                 <w:b w:val="0"/>
                 <w:sz w:val="16"/>
               </w:rPr>
-              <w:t>130</w:t>
+              <w:t>190</w:t>
             </w:r>
           </w:p>
         </w:tc>
@@ -4505,7 +4505,7 @@
         <w:rPr>
           <w:b w:val="0"/>
         </w:rPr>
-        <w:t>Приточно-вытяжная установка с роторным рекуператором производительностью 1050 м³/ч по притоку и вытяжке, свободный напор 250 Па. Размещение — на чердаке, на виброопорах, с площадкой обслуживания у люка. Роторный рекуператор выбран из-за работы без оттайки при −25 °C и возврата влаги (в деревянном доме зимой это защищает от пересыхания воздуха и древесины).</w:t>
+        <w:t>Приточно-вытяжная установка с роторным рекуператором (η ≥ 80%), 1050 м³/ч по притоку и вытяжке, свободный напор 250 Па, EC-вентиляторы. Размещение — на тёплом чердаке над холлом, на виброопорах, с площадкой обслуживания у люка 800×1200.</w:t>
       </w:r>
     </w:p>
     <w:p>
@@ -4513,7 +4513,7 @@
         <w:rPr>
           <w:b w:val="0"/>
         </w:rPr>
-        <w:t>Нагрев: при температурной эффективности ротора η=0.75 температура после рекуператора tр = −25 + 0.75·(22 + 25) = 10.2 °C. Требуемая мощность догревателя Q = 0,336·1050·(20 − 10.2) = 3.44 кВт; принят электронагреватель 3.5 кВт.</w:t>
+        <w:t>Нагрев: tр = −25 + 0.8·(22 + 25) = 12.6 °C; расчётный догрев Q = 0,336·1050·(20 − 12.6) = 2.61 кВт. Принят водяной калорифер 7 кВт от буфера котельной (гликоль 30 % через теплообменник) — с запасом на режим оттайки и обхода ротора. Электронагревателей нет.</w:t>
       </w:r>
     </w:p>
     <w:p>
@@ -4521,7 +4521,7 @@
         <w:rPr>
           <w:b w:val="0"/>
         </w:rPr>
-        <w:t>Разводка 2 этажа — круглыми воздуховодами из оцинкованной стали по чердаку с теплоизоляцией и выпуском через чердачное перекрытие в потолочные диффузоры. Разводка 1 этажа — гибкими полимерными воздуховодами Ø90 по лучевой схеме (не более 35 м³/ч на линию) в межэтажном перекрытии от распределительных коллекторов в вентиляционных коробах («Вентиляционный короб» на планах АР). Лучевая схема выбрана, чтобы обойтись без крупных отверстий в балках перекрытия и без подшивки потолков 1 этажа с видимыми балками.</w:t>
+        <w:t>Разводка 2 этажа — от магистралей на чердаке прямо в потолочные диффузоры. Разводка 1 этажа — из шахт ВК-1 (оси 5/Ж) и ВК-4 (11–12/К) воздуховодами в подшивных потолках, опусках и коробах вдоль балок к щелевым диффузорам у наружных стен (приток) и потолочным решёткам (вытяжка). Сквозных отверстий в двутаврах КД4 нет.</w:t>
       </w:r>
     </w:p>
     <w:p>
@@ -4529,7 +4529,15 @@
         <w:rPr>
           <w:b w:val="0"/>
         </w:rPr>
-        <w:t>Режимы автоматики: «Норма», «Ночь» (−30%), «Кухня» (+приток при работе зонта), «Камин» (временный перевес притока для устойчивой тяги), «Отпуск». Регулирование по датчику CO₂.</w:t>
+        <w:t>Забор наружного воздуха и выброс — через кровлю Ø315, разнос ≈ 5 м, до дымоходов не менее 5 м.</w:t>
+      </w:r>
+    </w:p>
+    <w:p>
+      <w:r>
+        <w:rPr>
+          <w:b w:val="0"/>
+        </w:rPr>
+        <w:t>Режимы: «Норма», «Ночь» (по CO₂ до 50 %), «Зонт», «Просушка сауны», «Камин», «Отъезд», «Пожар». Датчики CO₂ + RH в пом. 2-3, 2-7, 2-10, 2-12, 2-14, 1-9. Интеграция в Home Assistant по Modbus TCP/RTU. Матрица баланса — лист 2 графической части: отрицательный баланс не допускается, при работе В3 и В2 вытяжка В1 снижается на их разницу с притоком; датчик перепада «помещение — улица» (−5 Па) выдаёт сигнал в HA.</w:t>
       </w:r>
     </w:p>
     <w:p>
@@ -4545,7 +4553,7 @@
         <w:rPr>
           <w:b w:val="0"/>
         </w:rPr>
-        <w:t>Кухонный зонт с собственным вентилятором, L=450 м³/ч, выброс через кровлю Ø200 с обратным клапаном. Компенсирующая приточная установка П2, L=400 м³/ч, электронагреватель 6 кВт (нагрев от −25 до +16 °C, Q=5.51 кВт), сблокирована с зонтом. Без компенсации зонт создаёт разрежение, при котором возможно опрокидывание тяги камина и дымохода котла.</w:t>
+        <w:t>Кухонный зонт с собственным вентилятором, L=450 м³/ч, выброс через кровлю Ø200 с обратным и утеплённым клапаном. Компенсация — П2, L=400 м³/ч, водяной калорифер 5.5 кВт (расчёт от −25 до +16 °C: 5.51 кВт), утеплённый клапан с приводом, шумоглушитель. Зонт разрешён только при работающей П2.</w:t>
       </w:r>
     </w:p>
     <w:p>
@@ -4561,7 +4569,7 @@
         <w:rPr>
           <w:b w:val="0"/>
         </w:rPr>
-        <w:t>Термостойкий канальный вентилятор (до +120 °C), L=130 м³/ч — режим просушки (6 крат при высоте сауны 2,4 м). Приток — переток из зоны отдыха через решётку у каменки. Воздуховод — нержавеющая сталь Ø125 с базальтовой изоляцией, выброс через кровлю.</w:t>
+        <w:t>Термостойкий канальный вентилятор (до +120 °C), L=130 м³/ч — просушка по гигростату. Приток — переток из зоны отдыха через решётку у каменки. Воздуховод — нержавеющая сталь Ø125 с базальтовой изоляцией, выброс через кровлю.</w:t>
       </w:r>
     </w:p>
     <w:p>
@@ -4577,9 +4585,644 @@
         <w:rPr>
           <w:b w:val="0"/>
         </w:rPr>
-        <w:t>Котельная: естественная вытяжка ЕВ1 Ø200 с дефлектором (130 м³/ч, 3 крат) и приток ПЕ1 через наружную решётку 300×200 в нижней зоне. Тип теплогенератора в исходных данных не указан — при газовом котле воздухообмен и приток на горение проверить по СП 282.1325800 и паспорту котла. Камин: подвод наружного воздуха к топке (ПЕ2) Ø125 с заслонкой — по паспорту топки.</w:t>
+        <w:t>Котельная (пеллетный котёл 30 кВт + электрокотёл 12 кВт, газ — 2028): естественная вытяжка ЕВ1 Ø200 в шахте ВК-5 через кровлю с дефлектором (130 м³/ч) и приток ПЕ1 Ø160 через наружную стену (190 м³/ч — вытяжка плюс воздух на горение), решётка с утеплённой заслонкой; датчик CO. Камин: воздух на горение ПЕ2 — решётка 300×150 в наружной стене по оси 7 на уровне пола, с утеплённой заслонкой; трубы в плите нет.</w:t>
       </w:r>
     </w:p>
+    <w:p>
+      <w:pPr>
+        <w:pStyle w:val="Heading2"/>
+      </w:pPr>
+      <w:r>
+        <w:t>5.5. Паровое увлажнение</w:t>
+      </w:r>
+    </w:p>
+    <w:p>
+      <w:r>
+        <w:rPr>
+          <w:b w:val="0"/>
+        </w:rPr>
+        <w:t>Шесть зон (спальни 3, 7, 10, 12, 14; гостиная и кухня через ВК-1), пароувлажнители на чердаке на ветках притока; вода — после обратного осмоса в котельной. Расчёт: G = L·1,2·(6,6 − 0,4)/1000 кг/ч (улица −25 °C, помещение +22 °C / 40 %). Принято заказчиком 6,8 кг/ч с запасом.</w:t>
+      </w:r>
+    </w:p>
+    <w:tbl>
+      <w:tblPr>
+        <w:tblStyle w:val="TableGrid"/>
+        <w:tblW w:type="auto" w:w="0"/>
+        <w:tblLayout w:type="fixed"/>
+        <w:tblLook w:firstColumn="1" w:firstRow="1" w:lastColumn="0" w:lastRow="0" w:noHBand="0" w:noVBand="1" w:val="04A0"/>
+      </w:tblPr>
+      <w:tblGrid>
+        <w:gridCol w:w="794"/>
+        <w:gridCol w:w="3685"/>
+        <w:gridCol w:w="907"/>
+        <w:gridCol w:w="907"/>
+        <w:gridCol w:w="907"/>
+        <w:gridCol w:w="794"/>
+      </w:tblGrid>
+      <w:tr>
+        <w:tc>
+          <w:tcPr>
+            <w:tcW w:type="dxa" w:w="794"/>
+          </w:tcPr>
+          <w:p>
+            <w:r>
+              <w:rPr>
+                <w:b/>
+                <w:sz w:val="16"/>
+              </w:rPr>
+              <w:t>Марка</w:t>
+            </w:r>
+          </w:p>
+        </w:tc>
+        <w:tc>
+          <w:tcPr>
+            <w:tcW w:type="dxa" w:w="3685"/>
+          </w:tcPr>
+          <w:p>
+            <w:r>
+              <w:rPr>
+                <w:b/>
+                <w:sz w:val="16"/>
+              </w:rPr>
+              <w:t>Зона</w:t>
+            </w:r>
+          </w:p>
+        </w:tc>
+        <w:tc>
+          <w:tcPr>
+            <w:tcW w:type="dxa" w:w="907"/>
+          </w:tcPr>
+          <w:p>
+            <w:r>
+              <w:rPr>
+                <w:b/>
+                <w:sz w:val="16"/>
+              </w:rPr>
+              <w:t>L, м³/ч</w:t>
+            </w:r>
+          </w:p>
+        </w:tc>
+        <w:tc>
+          <w:tcPr>
+            <w:tcW w:type="dxa" w:w="907"/>
+          </w:tcPr>
+          <w:p>
+            <w:r>
+              <w:rPr>
+                <w:b/>
+                <w:sz w:val="16"/>
+              </w:rPr>
+              <w:t>G, кг/ч</w:t>
+            </w:r>
+          </w:p>
+        </w:tc>
+        <w:tc>
+          <w:tcPr>
+            <w:tcW w:type="dxa" w:w="907"/>
+          </w:tcPr>
+          <w:p>
+            <w:r>
+              <w:rPr>
+                <w:b/>
+                <w:sz w:val="16"/>
+              </w:rPr>
+              <w:t>ПУ, кг/ч</w:t>
+            </w:r>
+          </w:p>
+        </w:tc>
+        <w:tc>
+          <w:tcPr>
+            <w:tcW w:type="dxa" w:w="794"/>
+          </w:tcPr>
+          <w:p>
+            <w:r>
+              <w:rPr>
+                <w:b/>
+                <w:sz w:val="16"/>
+              </w:rPr>
+              <w:t>N, кВт</w:t>
+            </w:r>
+          </w:p>
+        </w:tc>
+      </w:tr>
+      <w:tr>
+        <w:tc>
+          <w:tcPr>
+            <w:tcW w:type="dxa" w:w="794"/>
+          </w:tcPr>
+          <w:p>
+            <w:r>
+              <w:rPr>
+                <w:b w:val="0"/>
+                <w:sz w:val="16"/>
+              </w:rPr>
+              <w:t>ПУ1</w:t>
+            </w:r>
+          </w:p>
+        </w:tc>
+        <w:tc>
+          <w:tcPr>
+            <w:tcW w:type="dxa" w:w="3685"/>
+          </w:tcPr>
+          <w:p>
+            <w:r>
+              <w:rPr>
+                <w:b w:val="0"/>
+                <w:sz w:val="16"/>
+              </w:rPr>
+              <w:t>Детская 10</w:t>
+            </w:r>
+          </w:p>
+        </w:tc>
+        <w:tc>
+          <w:tcPr>
+            <w:tcW w:type="dxa" w:w="907"/>
+          </w:tcPr>
+          <w:p>
+            <w:r>
+              <w:rPr>
+                <w:b w:val="0"/>
+                <w:sz w:val="16"/>
+              </w:rPr>
+              <w:t>80</w:t>
+            </w:r>
+          </w:p>
+        </w:tc>
+        <w:tc>
+          <w:tcPr>
+            <w:tcW w:type="dxa" w:w="907"/>
+          </w:tcPr>
+          <w:p>
+            <w:r>
+              <w:rPr>
+                <w:b w:val="0"/>
+                <w:sz w:val="16"/>
+              </w:rPr>
+              <w:t>0.6</w:t>
+            </w:r>
+          </w:p>
+        </w:tc>
+        <w:tc>
+          <w:tcPr>
+            <w:tcW w:type="dxa" w:w="907"/>
+          </w:tcPr>
+          <w:p>
+            <w:r>
+              <w:rPr>
+                <w:b w:val="0"/>
+                <w:sz w:val="16"/>
+              </w:rPr>
+              <w:t>1.5</w:t>
+            </w:r>
+          </w:p>
+        </w:tc>
+        <w:tc>
+          <w:tcPr>
+            <w:tcW w:type="dxa" w:w="794"/>
+          </w:tcPr>
+          <w:p>
+            <w:r>
+              <w:rPr>
+                <w:b w:val="0"/>
+                <w:sz w:val="16"/>
+              </w:rPr>
+              <w:t>1.12</w:t>
+            </w:r>
+          </w:p>
+        </w:tc>
+      </w:tr>
+      <w:tr>
+        <w:tc>
+          <w:tcPr>
+            <w:tcW w:type="dxa" w:w="794"/>
+          </w:tcPr>
+          <w:p>
+            <w:r>
+              <w:rPr>
+                <w:b w:val="0"/>
+                <w:sz w:val="16"/>
+              </w:rPr>
+              <w:t>ПУ2</w:t>
+            </w:r>
+          </w:p>
+        </w:tc>
+        <w:tc>
+          <w:tcPr>
+            <w:tcW w:type="dxa" w:w="3685"/>
+          </w:tcPr>
+          <w:p>
+            <w:r>
+              <w:rPr>
+                <w:b w:val="0"/>
+                <w:sz w:val="16"/>
+              </w:rPr>
+              <w:t>Детская 12</w:t>
+            </w:r>
+          </w:p>
+        </w:tc>
+        <w:tc>
+          <w:tcPr>
+            <w:tcW w:type="dxa" w:w="907"/>
+          </w:tcPr>
+          <w:p>
+            <w:r>
+              <w:rPr>
+                <w:b w:val="0"/>
+                <w:sz w:val="16"/>
+              </w:rPr>
+              <w:t>80</w:t>
+            </w:r>
+          </w:p>
+        </w:tc>
+        <w:tc>
+          <w:tcPr>
+            <w:tcW w:type="dxa" w:w="907"/>
+          </w:tcPr>
+          <w:p>
+            <w:r>
+              <w:rPr>
+                <w:b w:val="0"/>
+                <w:sz w:val="16"/>
+              </w:rPr>
+              <w:t>0.6</w:t>
+            </w:r>
+          </w:p>
+        </w:tc>
+        <w:tc>
+          <w:tcPr>
+            <w:tcW w:type="dxa" w:w="907"/>
+          </w:tcPr>
+          <w:p>
+            <w:r>
+              <w:rPr>
+                <w:b w:val="0"/>
+                <w:sz w:val="16"/>
+              </w:rPr>
+              <w:t>1.5</w:t>
+            </w:r>
+          </w:p>
+        </w:tc>
+        <w:tc>
+          <w:tcPr>
+            <w:tcW w:type="dxa" w:w="794"/>
+          </w:tcPr>
+          <w:p>
+            <w:r>
+              <w:rPr>
+                <w:b w:val="0"/>
+                <w:sz w:val="16"/>
+              </w:rPr>
+              <w:t>1.12</w:t>
+            </w:r>
+          </w:p>
+        </w:tc>
+      </w:tr>
+      <w:tr>
+        <w:tc>
+          <w:tcPr>
+            <w:tcW w:type="dxa" w:w="794"/>
+          </w:tcPr>
+          <w:p>
+            <w:r>
+              <w:rPr>
+                <w:b w:val="0"/>
+                <w:sz w:val="16"/>
+              </w:rPr>
+              <w:t>ПУ3</w:t>
+            </w:r>
+          </w:p>
+        </w:tc>
+        <w:tc>
+          <w:tcPr>
+            <w:tcW w:type="dxa" w:w="3685"/>
+          </w:tcPr>
+          <w:p>
+            <w:r>
+              <w:rPr>
+                <w:b w:val="0"/>
+                <w:sz w:val="16"/>
+              </w:rPr>
+              <w:t>Детская 14</w:t>
+            </w:r>
+          </w:p>
+        </w:tc>
+        <w:tc>
+          <w:tcPr>
+            <w:tcW w:type="dxa" w:w="907"/>
+          </w:tcPr>
+          <w:p>
+            <w:r>
+              <w:rPr>
+                <w:b w:val="0"/>
+                <w:sz w:val="16"/>
+              </w:rPr>
+              <w:t>80</w:t>
+            </w:r>
+          </w:p>
+        </w:tc>
+        <w:tc>
+          <w:tcPr>
+            <w:tcW w:type="dxa" w:w="907"/>
+          </w:tcPr>
+          <w:p>
+            <w:r>
+              <w:rPr>
+                <w:b w:val="0"/>
+                <w:sz w:val="16"/>
+              </w:rPr>
+              <w:t>0.6</w:t>
+            </w:r>
+          </w:p>
+        </w:tc>
+        <w:tc>
+          <w:tcPr>
+            <w:tcW w:type="dxa" w:w="907"/>
+          </w:tcPr>
+          <w:p>
+            <w:r>
+              <w:rPr>
+                <w:b w:val="0"/>
+                <w:sz w:val="16"/>
+              </w:rPr>
+              <w:t>1.5</w:t>
+            </w:r>
+          </w:p>
+        </w:tc>
+        <w:tc>
+          <w:tcPr>
+            <w:tcW w:type="dxa" w:w="794"/>
+          </w:tcPr>
+          <w:p>
+            <w:r>
+              <w:rPr>
+                <w:b w:val="0"/>
+                <w:sz w:val="16"/>
+              </w:rPr>
+              <w:t>1.12</w:t>
+            </w:r>
+          </w:p>
+        </w:tc>
+      </w:tr>
+      <w:tr>
+        <w:tc>
+          <w:tcPr>
+            <w:tcW w:type="dxa" w:w="794"/>
+          </w:tcPr>
+          <w:p>
+            <w:r>
+              <w:rPr>
+                <w:b w:val="0"/>
+                <w:sz w:val="16"/>
+              </w:rPr>
+              <w:t>ПУ4</w:t>
+            </w:r>
+          </w:p>
+        </w:tc>
+        <w:tc>
+          <w:tcPr>
+            <w:tcW w:type="dxa" w:w="3685"/>
+          </w:tcPr>
+          <w:p>
+            <w:r>
+              <w:rPr>
+                <w:b w:val="0"/>
+                <w:sz w:val="16"/>
+              </w:rPr>
+              <w:t>Гостевая 7</w:t>
+            </w:r>
+          </w:p>
+        </w:tc>
+        <w:tc>
+          <w:tcPr>
+            <w:tcW w:type="dxa" w:w="907"/>
+          </w:tcPr>
+          <w:p>
+            <w:r>
+              <w:rPr>
+                <w:b w:val="0"/>
+                <w:sz w:val="16"/>
+              </w:rPr>
+              <w:t>80</w:t>
+            </w:r>
+          </w:p>
+        </w:tc>
+        <w:tc>
+          <w:tcPr>
+            <w:tcW w:type="dxa" w:w="907"/>
+          </w:tcPr>
+          <w:p>
+            <w:r>
+              <w:rPr>
+                <w:b w:val="0"/>
+                <w:sz w:val="16"/>
+              </w:rPr>
+              <w:t>0.6</w:t>
+            </w:r>
+          </w:p>
+        </w:tc>
+        <w:tc>
+          <w:tcPr>
+            <w:tcW w:type="dxa" w:w="907"/>
+          </w:tcPr>
+          <w:p>
+            <w:r>
+              <w:rPr>
+                <w:b w:val="0"/>
+                <w:sz w:val="16"/>
+              </w:rPr>
+              <w:t>1.5</w:t>
+            </w:r>
+          </w:p>
+        </w:tc>
+        <w:tc>
+          <w:tcPr>
+            <w:tcW w:type="dxa" w:w="794"/>
+          </w:tcPr>
+          <w:p>
+            <w:r>
+              <w:rPr>
+                <w:b w:val="0"/>
+                <w:sz w:val="16"/>
+              </w:rPr>
+              <w:t>1.12</w:t>
+            </w:r>
+          </w:p>
+        </w:tc>
+      </w:tr>
+      <w:tr>
+        <w:tc>
+          <w:tcPr>
+            <w:tcW w:type="dxa" w:w="794"/>
+          </w:tcPr>
+          <w:p>
+            <w:r>
+              <w:rPr>
+                <w:b w:val="0"/>
+                <w:sz w:val="16"/>
+              </w:rPr>
+              <w:t>ПУ5</w:t>
+            </w:r>
+          </w:p>
+        </w:tc>
+        <w:tc>
+          <w:tcPr>
+            <w:tcW w:type="dxa" w:w="3685"/>
+          </w:tcPr>
+          <w:p>
+            <w:r>
+              <w:rPr>
+                <w:b w:val="0"/>
+                <w:sz w:val="16"/>
+              </w:rPr>
+              <w:t>Мастер-спальня 3</w:t>
+            </w:r>
+          </w:p>
+        </w:tc>
+        <w:tc>
+          <w:tcPr>
+            <w:tcW w:type="dxa" w:w="907"/>
+          </w:tcPr>
+          <w:p>
+            <w:r>
+              <w:rPr>
+                <w:b w:val="0"/>
+                <w:sz w:val="16"/>
+              </w:rPr>
+              <w:t>90</w:t>
+            </w:r>
+          </w:p>
+        </w:tc>
+        <w:tc>
+          <w:tcPr>
+            <w:tcW w:type="dxa" w:w="907"/>
+          </w:tcPr>
+          <w:p>
+            <w:r>
+              <w:rPr>
+                <w:b w:val="0"/>
+                <w:sz w:val="16"/>
+              </w:rPr>
+              <w:t>0.67</w:t>
+            </w:r>
+          </w:p>
+        </w:tc>
+        <w:tc>
+          <w:tcPr>
+            <w:tcW w:type="dxa" w:w="907"/>
+          </w:tcPr>
+          <w:p>
+            <w:r>
+              <w:rPr>
+                <w:b w:val="0"/>
+                <w:sz w:val="16"/>
+              </w:rPr>
+              <w:t>1.5</w:t>
+            </w:r>
+          </w:p>
+        </w:tc>
+        <w:tc>
+          <w:tcPr>
+            <w:tcW w:type="dxa" w:w="794"/>
+          </w:tcPr>
+          <w:p>
+            <w:r>
+              <w:rPr>
+                <w:b w:val="0"/>
+                <w:sz w:val="16"/>
+              </w:rPr>
+              <w:t>1.12</w:t>
+            </w:r>
+          </w:p>
+        </w:tc>
+      </w:tr>
+      <w:tr>
+        <w:tc>
+          <w:tcPr>
+            <w:tcW w:type="dxa" w:w="794"/>
+          </w:tcPr>
+          <w:p>
+            <w:r>
+              <w:rPr>
+                <w:b w:val="0"/>
+                <w:sz w:val="16"/>
+              </w:rPr>
+              <w:t>ПУ6</w:t>
+            </w:r>
+          </w:p>
+        </w:tc>
+        <w:tc>
+          <w:tcPr>
+            <w:tcW w:type="dxa" w:w="3685"/>
+          </w:tcPr>
+          <w:p>
+            <w:r>
+              <w:rPr>
+                <w:b w:val="0"/>
+                <w:sz w:val="16"/>
+              </w:rPr>
+              <w:t>Гостиная и кухня-столовая (через ВК-1)</w:t>
+            </w:r>
+          </w:p>
+        </w:tc>
+        <w:tc>
+          <w:tcPr>
+            <w:tcW w:type="dxa" w:w="907"/>
+          </w:tcPr>
+          <w:p>
+            <w:r>
+              <w:rPr>
+                <w:b w:val="0"/>
+                <w:sz w:val="16"/>
+              </w:rPr>
+              <w:t>370</w:t>
+            </w:r>
+          </w:p>
+        </w:tc>
+        <w:tc>
+          <w:tcPr>
+            <w:tcW w:type="dxa" w:w="907"/>
+          </w:tcPr>
+          <w:p>
+            <w:r>
+              <w:rPr>
+                <w:b w:val="0"/>
+                <w:sz w:val="16"/>
+              </w:rPr>
+              <w:t>2.75</w:t>
+            </w:r>
+          </w:p>
+        </w:tc>
+        <w:tc>
+          <w:tcPr>
+            <w:tcW w:type="dxa" w:w="907"/>
+          </w:tcPr>
+          <w:p>
+            <w:r>
+              <w:rPr>
+                <w:b w:val="0"/>
+                <w:sz w:val="16"/>
+              </w:rPr>
+              <w:t>3.0</w:t>
+            </w:r>
+          </w:p>
+        </w:tc>
+        <w:tc>
+          <w:tcPr>
+            <w:tcW w:type="dxa" w:w="794"/>
+          </w:tcPr>
+          <w:p>
+            <w:r>
+              <w:rPr>
+                <w:b w:val="0"/>
+                <w:sz w:val="16"/>
+              </w:rPr>
+              <w:t>2.25</w:t>
+            </w:r>
+          </w:p>
+        </w:tc>
+      </w:tr>
+    </w:tbl>
+    <w:p/>
     <w:p>
       <w:pPr>
         <w:pStyle w:val="Heading1"/>
@@ -4593,7 +5236,7 @@
         <w:rPr>
           <w:b w:val="0"/>
         </w:rPr>
-        <w:t>Холодильная нагрузка определена по укрупнённым удельным показателям (Вт/м² площади) с учётом тепловыделений людей (130 Вт/чел) и кухонного оборудования (800 Вт). Удельные показатели: гостиная — 110, кухня-столовая/зона отдыха — 100, холл со вторым светом и панорамным остеклением — 150, спальни — 90, холлы — 70 Вт/м². Повышенные показатели приняты для помещений с панорамным остеклением по АПР (витражи h=3,2 м). На стадии закупки рекомендуется поверочный расчёт теплопоступлений от солнечной радиации по ориентации.</w:t>
+        <w:t>Холодильная нагрузка — по укрупнённым удельным показателям (Вт/м²) с учётом людей (130 Вт/чел) и кухонного оборудования (800 Вт). Типоразмеры внутренних блоков — по эскизу заказчика БР-ОВК; ВБ2 (холл) и ВБ3 (кухня) меньше расчётной нагрузки — проверить покомнатным расчётом теплопритоков и заводским подбором.</w:t>
       </w:r>
     </w:p>
     <w:tbl>
@@ -4807,7 +5450,7 @@
                 <w:b w:val="0"/>
                 <w:sz w:val="16"/>
               </w:rPr>
-              <w:t>настенный</w:t>
+              <w:t>канальный</w:t>
             </w:r>
           </w:p>
         </w:tc>
@@ -4893,7 +5536,7 @@
                 <w:b w:val="0"/>
                 <w:sz w:val="16"/>
               </w:rPr>
-              <w:t>4.5</w:t>
+              <w:t>3.6</w:t>
             </w:r>
           </w:p>
         </w:tc>
@@ -4907,7 +5550,7 @@
                 <w:b w:val="0"/>
                 <w:sz w:val="16"/>
               </w:rPr>
-              <w:t>настенный</w:t>
+              <w:t>канальный</w:t>
             </w:r>
           </w:p>
         </w:tc>
@@ -4993,7 +5636,7 @@
                 <w:b w:val="0"/>
                 <w:sz w:val="16"/>
               </w:rPr>
-              <w:t>7.1</w:t>
+              <w:t>5.6</w:t>
             </w:r>
           </w:p>
         </w:tc>
@@ -5007,7 +5650,7 @@
                 <w:b w:val="0"/>
                 <w:sz w:val="16"/>
               </w:rPr>
-              <w:t>настенный</w:t>
+              <w:t>канальный</w:t>
             </w:r>
           </w:p>
         </w:tc>
@@ -5107,7 +5750,7 @@
                 <w:b w:val="0"/>
                 <w:sz w:val="16"/>
               </w:rPr>
-              <w:t>настенный</w:t>
+              <w:t>канальный</w:t>
             </w:r>
           </w:p>
         </w:tc>
@@ -5207,7 +5850,7 @@
                 <w:b w:val="0"/>
                 <w:sz w:val="16"/>
               </w:rPr>
-              <w:t>настенный</w:t>
+              <w:t>канальный</w:t>
             </w:r>
           </w:p>
         </w:tc>
@@ -5307,7 +5950,7 @@
                 <w:b w:val="0"/>
                 <w:sz w:val="16"/>
               </w:rPr>
-              <w:t>настенный</w:t>
+              <w:t>канальный</w:t>
             </w:r>
           </w:p>
         </w:tc>
@@ -5393,7 +6036,7 @@
                 <w:b w:val="0"/>
                 <w:sz w:val="16"/>
               </w:rPr>
-              <w:t>2.8</w:t>
+              <w:t>2.2</w:t>
             </w:r>
           </w:p>
         </w:tc>
@@ -5407,7 +6050,7 @@
                 <w:b w:val="0"/>
                 <w:sz w:val="16"/>
               </w:rPr>
-              <w:t>настенный</w:t>
+              <w:t>канальный</w:t>
             </w:r>
           </w:p>
         </w:tc>
@@ -5507,7 +6150,7 @@
                 <w:b w:val="0"/>
                 <w:sz w:val="16"/>
               </w:rPr>
-              <w:t>настенный</w:t>
+              <w:t>канальный</w:t>
             </w:r>
           </w:p>
         </w:tc>
@@ -5607,7 +6250,7 @@
                 <w:b w:val="0"/>
                 <w:sz w:val="16"/>
               </w:rPr>
-              <w:t>настенный</w:t>
+              <w:t>канальный</w:t>
             </w:r>
           </w:p>
         </w:tc>
@@ -5707,7 +6350,7 @@
                 <w:b w:val="0"/>
                 <w:sz w:val="16"/>
               </w:rPr>
-              <w:t>настенный</w:t>
+              <w:t>канальный</w:t>
             </w:r>
           </w:p>
         </w:tc>
@@ -5793,7 +6436,7 @@
                 <w:b w:val="0"/>
                 <w:sz w:val="16"/>
               </w:rPr>
-              <w:t>2.8</w:t>
+              <w:t>2.2</w:t>
             </w:r>
           </w:p>
         </w:tc>
@@ -5807,7 +6450,7 @@
                 <w:b w:val="0"/>
                 <w:sz w:val="16"/>
               </w:rPr>
-              <w:t>настенный</w:t>
+              <w:t>канальный</w:t>
             </w:r>
           </w:p>
         </w:tc>
@@ -5968,7 +6611,7 @@
                 <w:b w:val="0"/>
                 <w:sz w:val="18"/>
               </w:rPr>
-              <w:t>22.2</w:t>
+              <w:t>19.8</w:t>
             </w:r>
           </w:p>
         </w:tc>
@@ -5982,7 +6625,7 @@
                 <w:b w:val="0"/>
                 <w:sz w:val="18"/>
               </w:rPr>
-              <w:t>22.4</w:t>
+              <w:t>20.0</w:t>
             </w:r>
           </w:p>
         </w:tc>
@@ -6054,7 +6697,7 @@
                 <w:b w:val="0"/>
                 <w:sz w:val="18"/>
               </w:rPr>
-              <w:t>15.0</w:t>
+              <w:t>13.8</w:t>
             </w:r>
           </w:p>
         </w:tc>
@@ -6068,7 +6711,7 @@
                 <w:b w:val="0"/>
                 <w:sz w:val="18"/>
               </w:rPr>
-              <w:t>12.1</w:t>
+              <w:t>14.0</w:t>
             </w:r>
           </w:p>
         </w:tc>
@@ -6082,7 +6725,7 @@
                 <w:b w:val="0"/>
                 <w:sz w:val="18"/>
               </w:rPr>
-              <w:t>124%</w:t>
+              <w:t>99%</w:t>
             </w:r>
           </w:p>
         </w:tc>
@@ -6094,9 +6737,514 @@
         <w:rPr>
           <w:b w:val="0"/>
         </w:rPr>
-        <w:t>Две системы (по этажам) вместо одной: меньше длина трасс, независимость этажей и резервирование. Наружные блоки — на опорах у фасада, на удалении от окон спален. Дренаж — в канализацию через сухие затворы. Все внутренние блоки — настенные: потолки 1 этажа с видимыми балками не позволяют скрыть канальные блоки.</w:t>
+        <w:t>Две системы (по этажам): К1 — 1 этаж, К2 — 2 этаж. Внутренние блоки — только канальные скрытые (решение 18.10): 1 этаж — в подшивных потолках и опусках, 2 этаж — на тёплом чердаке над помещением. Наружные блоки — на земле в коробе с жалюзи у южной стены котельной (ось Б, 11–13); трассы в дом — через гильзы Ø110 З11, З12 в плите, К2 — через шахту ВК-5 на чердак. Дренаж — в стояки канализации через сухие затворы, помпы — где нет уклона. Шлюзы Modbus — в Home Assistant.</w:t>
       </w:r>
     </w:p>
+    <w:p>
+      <w:r>
+        <w:rPr>
+          <w:b w:val="0"/>
+        </w:rPr>
+        <w:t>Электрические нагрузки раздела (нагреватели ПВУ и П2 — водяные, в нагрузку не входят):</w:t>
+      </w:r>
+    </w:p>
+    <w:tbl>
+      <w:tblPr>
+        <w:tblStyle w:val="TableGrid"/>
+        <w:tblW w:type="auto" w:w="0"/>
+        <w:tblLayout w:type="fixed"/>
+        <w:tblLook w:firstColumn="1" w:firstRow="1" w:lastColumn="0" w:lastRow="0" w:noHBand="0" w:noVBand="1" w:val="04A0"/>
+      </w:tblPr>
+      <w:tblGrid>
+        <w:gridCol w:w="5102"/>
+        <w:gridCol w:w="1417"/>
+        <w:gridCol w:w="1417"/>
+      </w:tblGrid>
+      <w:tr>
+        <w:tc>
+          <w:tcPr>
+            <w:tcW w:type="dxa" w:w="5102"/>
+          </w:tcPr>
+          <w:p>
+            <w:r>
+              <w:rPr>
+                <w:b/>
+                <w:sz w:val="16"/>
+              </w:rPr>
+              <w:t>Потребитель</w:t>
+            </w:r>
+          </w:p>
+        </w:tc>
+        <w:tc>
+          <w:tcPr>
+            <w:tcW w:type="dxa" w:w="1417"/>
+          </w:tcPr>
+          <w:p>
+            <w:r>
+              <w:rPr>
+                <w:b/>
+                <w:sz w:val="16"/>
+              </w:rPr>
+              <w:t>Pуст, кВт</w:t>
+            </w:r>
+          </w:p>
+        </w:tc>
+        <w:tc>
+          <w:tcPr>
+            <w:tcW w:type="dxa" w:w="1417"/>
+          </w:tcPr>
+          <w:p>
+            <w:r>
+              <w:rPr>
+                <w:b/>
+                <w:sz w:val="16"/>
+              </w:rPr>
+              <w:t>Сеть</w:t>
+            </w:r>
+          </w:p>
+        </w:tc>
+      </w:tr>
+      <w:tr>
+        <w:tc>
+          <w:tcPr>
+            <w:tcW w:type="dxa" w:w="5102"/>
+          </w:tcPr>
+          <w:p>
+            <w:r>
+              <w:rPr>
+                <w:b w:val="0"/>
+                <w:sz w:val="16"/>
+              </w:rPr>
+              <w:t>П1В1: EC-вентиляторы, ротор, автоматика</w:t>
+            </w:r>
+          </w:p>
+        </w:tc>
+        <w:tc>
+          <w:tcPr>
+            <w:tcW w:type="dxa" w:w="1417"/>
+          </w:tcPr>
+          <w:p>
+            <w:r>
+              <w:rPr>
+                <w:b w:val="0"/>
+                <w:sz w:val="16"/>
+              </w:rPr>
+              <w:t>0.7</w:t>
+            </w:r>
+          </w:p>
+        </w:tc>
+        <w:tc>
+          <w:tcPr>
+            <w:tcW w:type="dxa" w:w="1417"/>
+          </w:tcPr>
+          <w:p>
+            <w:r>
+              <w:rPr>
+                <w:b w:val="0"/>
+                <w:sz w:val="16"/>
+              </w:rPr>
+              <w:t>380 В</w:t>
+            </w:r>
+          </w:p>
+        </w:tc>
+      </w:tr>
+      <w:tr>
+        <w:tc>
+          <w:tcPr>
+            <w:tcW w:type="dxa" w:w="5102"/>
+          </w:tcPr>
+          <w:p>
+            <w:r>
+              <w:rPr>
+                <w:b w:val="0"/>
+                <w:sz w:val="16"/>
+              </w:rPr>
+              <w:t>П2: вентилятор, привод клапана, автоматика</w:t>
+            </w:r>
+          </w:p>
+        </w:tc>
+        <w:tc>
+          <w:tcPr>
+            <w:tcW w:type="dxa" w:w="1417"/>
+          </w:tcPr>
+          <w:p>
+            <w:r>
+              <w:rPr>
+                <w:b w:val="0"/>
+                <w:sz w:val="16"/>
+              </w:rPr>
+              <w:t>0.2</w:t>
+            </w:r>
+          </w:p>
+        </w:tc>
+        <w:tc>
+          <w:tcPr>
+            <w:tcW w:type="dxa" w:w="1417"/>
+          </w:tcPr>
+          <w:p>
+            <w:r>
+              <w:rPr>
+                <w:b w:val="0"/>
+                <w:sz w:val="16"/>
+              </w:rPr>
+              <w:t>230 В</w:t>
+            </w:r>
+          </w:p>
+        </w:tc>
+      </w:tr>
+      <w:tr>
+        <w:tc>
+          <w:tcPr>
+            <w:tcW w:type="dxa" w:w="5102"/>
+          </w:tcPr>
+          <w:p>
+            <w:r>
+              <w:rPr>
+                <w:b w:val="0"/>
+                <w:sz w:val="16"/>
+              </w:rPr>
+              <w:t>В3: кухонный зонт</w:t>
+            </w:r>
+          </w:p>
+        </w:tc>
+        <w:tc>
+          <w:tcPr>
+            <w:tcW w:type="dxa" w:w="1417"/>
+          </w:tcPr>
+          <w:p>
+            <w:r>
+              <w:rPr>
+                <w:b w:val="0"/>
+                <w:sz w:val="16"/>
+              </w:rPr>
+              <w:t>0.3</w:t>
+            </w:r>
+          </w:p>
+        </w:tc>
+        <w:tc>
+          <w:tcPr>
+            <w:tcW w:type="dxa" w:w="1417"/>
+          </w:tcPr>
+          <w:p>
+            <w:r>
+              <w:rPr>
+                <w:b w:val="0"/>
+                <w:sz w:val="16"/>
+              </w:rPr>
+              <w:t>230 В</w:t>
+            </w:r>
+          </w:p>
+        </w:tc>
+      </w:tr>
+      <w:tr>
+        <w:tc>
+          <w:tcPr>
+            <w:tcW w:type="dxa" w:w="5102"/>
+          </w:tcPr>
+          <w:p>
+            <w:r>
+              <w:rPr>
+                <w:b w:val="0"/>
+                <w:sz w:val="16"/>
+              </w:rPr>
+              <w:t>В2: вентилятор сауны</w:t>
+            </w:r>
+          </w:p>
+        </w:tc>
+        <w:tc>
+          <w:tcPr>
+            <w:tcW w:type="dxa" w:w="1417"/>
+          </w:tcPr>
+          <w:p>
+            <w:r>
+              <w:rPr>
+                <w:b w:val="0"/>
+                <w:sz w:val="16"/>
+              </w:rPr>
+              <w:t>0.1</w:t>
+            </w:r>
+          </w:p>
+        </w:tc>
+        <w:tc>
+          <w:tcPr>
+            <w:tcW w:type="dxa" w:w="1417"/>
+          </w:tcPr>
+          <w:p>
+            <w:r>
+              <w:rPr>
+                <w:b w:val="0"/>
+                <w:sz w:val="16"/>
+              </w:rPr>
+              <w:t>230 В</w:t>
+            </w:r>
+          </w:p>
+        </w:tc>
+      </w:tr>
+      <w:tr>
+        <w:tc>
+          <w:tcPr>
+            <w:tcW w:type="dxa" w:w="5102"/>
+          </w:tcPr>
+          <w:p>
+            <w:r>
+              <w:rPr>
+                <w:b w:val="0"/>
+                <w:sz w:val="16"/>
+              </w:rPr>
+              <w:t>ПУ1–ПУ6: паровые увлажнители</w:t>
+            </w:r>
+          </w:p>
+        </w:tc>
+        <w:tc>
+          <w:tcPr>
+            <w:tcW w:type="dxa" w:w="1417"/>
+          </w:tcPr>
+          <w:p>
+            <w:r>
+              <w:rPr>
+                <w:b w:val="0"/>
+                <w:sz w:val="16"/>
+              </w:rPr>
+              <w:t>7.9</w:t>
+            </w:r>
+          </w:p>
+        </w:tc>
+        <w:tc>
+          <w:tcPr>
+            <w:tcW w:type="dxa" w:w="1417"/>
+          </w:tcPr>
+          <w:p>
+            <w:r>
+              <w:rPr>
+                <w:b w:val="0"/>
+                <w:sz w:val="16"/>
+              </w:rPr>
+              <w:t>230/380 В</w:t>
+            </w:r>
+          </w:p>
+        </w:tc>
+      </w:tr>
+      <w:tr>
+        <w:tc>
+          <w:tcPr>
+            <w:tcW w:type="dxa" w:w="5102"/>
+          </w:tcPr>
+          <w:p>
+            <w:r>
+              <w:rPr>
+                <w:b w:val="0"/>
+                <w:sz w:val="16"/>
+              </w:rPr>
+              <w:t>Установка обратного осмоса (ВК)</w:t>
+            </w:r>
+          </w:p>
+        </w:tc>
+        <w:tc>
+          <w:tcPr>
+            <w:tcW w:type="dxa" w:w="1417"/>
+          </w:tcPr>
+          <w:p>
+            <w:r>
+              <w:rPr>
+                <w:b w:val="0"/>
+                <w:sz w:val="16"/>
+              </w:rPr>
+              <w:t>0.1</w:t>
+            </w:r>
+          </w:p>
+        </w:tc>
+        <w:tc>
+          <w:tcPr>
+            <w:tcW w:type="dxa" w:w="1417"/>
+          </w:tcPr>
+          <w:p>
+            <w:r>
+              <w:rPr>
+                <w:b w:val="0"/>
+                <w:sz w:val="16"/>
+              </w:rPr>
+              <w:t>230 В</w:t>
+            </w:r>
+          </w:p>
+        </w:tc>
+      </w:tr>
+      <w:tr>
+        <w:tc>
+          <w:tcPr>
+            <w:tcW w:type="dxa" w:w="5102"/>
+          </w:tcPr>
+          <w:p>
+            <w:r>
+              <w:rPr>
+                <w:b w:val="0"/>
+                <w:sz w:val="16"/>
+              </w:rPr>
+              <w:t>НБ1 (К1), Qх=20.0 кВт</w:t>
+            </w:r>
+          </w:p>
+        </w:tc>
+        <w:tc>
+          <w:tcPr>
+            <w:tcW w:type="dxa" w:w="1417"/>
+          </w:tcPr>
+          <w:p>
+            <w:r>
+              <w:rPr>
+                <w:b w:val="0"/>
+                <w:sz w:val="16"/>
+              </w:rPr>
+              <w:t>6.2</w:t>
+            </w:r>
+          </w:p>
+        </w:tc>
+        <w:tc>
+          <w:tcPr>
+            <w:tcW w:type="dxa" w:w="1417"/>
+          </w:tcPr>
+          <w:p>
+            <w:r>
+              <w:rPr>
+                <w:b w:val="0"/>
+                <w:sz w:val="16"/>
+              </w:rPr>
+              <w:t>380 В</w:t>
+            </w:r>
+          </w:p>
+        </w:tc>
+      </w:tr>
+      <w:tr>
+        <w:tc>
+          <w:tcPr>
+            <w:tcW w:type="dxa" w:w="5102"/>
+          </w:tcPr>
+          <w:p>
+            <w:r>
+              <w:rPr>
+                <w:b w:val="0"/>
+                <w:sz w:val="16"/>
+              </w:rPr>
+              <w:t>НБ2 (К2), Qх=14.0 кВт</w:t>
+            </w:r>
+          </w:p>
+        </w:tc>
+        <w:tc>
+          <w:tcPr>
+            <w:tcW w:type="dxa" w:w="1417"/>
+          </w:tcPr>
+          <w:p>
+            <w:r>
+              <w:rPr>
+                <w:b w:val="0"/>
+                <w:sz w:val="16"/>
+              </w:rPr>
+              <w:t>4.4</w:t>
+            </w:r>
+          </w:p>
+        </w:tc>
+        <w:tc>
+          <w:tcPr>
+            <w:tcW w:type="dxa" w:w="1417"/>
+          </w:tcPr>
+          <w:p>
+            <w:r>
+              <w:rPr>
+                <w:b w:val="0"/>
+                <w:sz w:val="16"/>
+              </w:rPr>
+              <w:t>380 В</w:t>
+            </w:r>
+          </w:p>
+        </w:tc>
+      </w:tr>
+      <w:tr>
+        <w:tc>
+          <w:tcPr>
+            <w:tcW w:type="dxa" w:w="5102"/>
+          </w:tcPr>
+          <w:p>
+            <w:r>
+              <w:rPr>
+                <w:b w:val="0"/>
+                <w:sz w:val="16"/>
+              </w:rPr>
+              <w:t>ВБ1–ВБ11 канальные (вентиляторы)</w:t>
+            </w:r>
+          </w:p>
+        </w:tc>
+        <w:tc>
+          <w:tcPr>
+            <w:tcW w:type="dxa" w:w="1417"/>
+          </w:tcPr>
+          <w:p>
+            <w:r>
+              <w:rPr>
+                <w:b w:val="0"/>
+                <w:sz w:val="16"/>
+              </w:rPr>
+              <w:t>0.9</w:t>
+            </w:r>
+          </w:p>
+        </w:tc>
+        <w:tc>
+          <w:tcPr>
+            <w:tcW w:type="dxa" w:w="1417"/>
+          </w:tcPr>
+          <w:p>
+            <w:r>
+              <w:rPr>
+                <w:b w:val="0"/>
+                <w:sz w:val="16"/>
+              </w:rPr>
+              <w:t>230 В</w:t>
+            </w:r>
+          </w:p>
+        </w:tc>
+      </w:tr>
+      <w:tr>
+        <w:tc>
+          <w:tcPr>
+            <w:tcW w:type="dxa" w:w="5102"/>
+          </w:tcPr>
+          <w:p>
+            <w:r>
+              <w:rPr>
+                <w:b w:val="0"/>
+                <w:sz w:val="16"/>
+              </w:rPr>
+              <w:t>Итого установленная</w:t>
+            </w:r>
+          </w:p>
+        </w:tc>
+        <w:tc>
+          <w:tcPr>
+            <w:tcW w:type="dxa" w:w="1417"/>
+          </w:tcPr>
+          <w:p>
+            <w:r>
+              <w:rPr>
+                <w:b w:val="0"/>
+                <w:sz w:val="16"/>
+              </w:rPr>
+              <w:t>20.8</w:t>
+            </w:r>
+          </w:p>
+        </w:tc>
+        <w:tc>
+          <w:tcPr>
+            <w:tcW w:type="dxa" w:w="1417"/>
+          </w:tcPr>
+          <w:p>
+            <w:r>
+              <w:rPr>
+                <w:b w:val="0"/>
+                <w:sz w:val="16"/>
+              </w:rPr>
+            </w:r>
+          </w:p>
+        </w:tc>
+      </w:tr>
+    </w:tbl>
+    <w:p/>
     <w:p>
       <w:pPr>
         <w:pStyle w:val="Heading1"/>
@@ -6110,7 +7258,7 @@
         <w:pStyle w:val="ListBullet"/>
       </w:pPr>
       <w:r>
-        <w:t>Отверстия в балках перекрытия выполнять только в местах, допускаемых производителем двутавровых балок (ТУ 5366-002-79366690-2010) и по согласованию с разработчиком КД4. Прорезка клееных балок и бруса не допускается.</w:t>
+        <w:t>Забор наружного воздуха (К1) и выброс (К2) — через кровлю Ø315, разнос ≈ 5 м (не менее 3 м), до дымоходов котла и камина не менее 5 м; выброс выше забора.</w:t>
       </w:r>
     </w:p>
     <w:p>
@@ -6118,7 +7266,7 @@
         <w:pStyle w:val="ListBullet"/>
       </w:pPr>
       <w:r>
-        <w:t>Клееный брус даёт усадку по высоте до 1,5%. Вертикальные участки воздуховодов, фреоновых и дренажных трубопроводов, проходящие через перекрытия и примыкающие к брусовым стенам, выполнять с компенсаторами усадки (гибкие вставки, скользящие муфты, гильзы с зазором не менее 50 мм).</w:t>
+        <w:t>Клееный брус даёт усадку по высоте 3–5 %. Вертикальные участки воздуховодов, фреоновых и дренажных трубопроводов через перекрытия — с компенсаторами усадки (гибкие вставки, скользящие муфты, гильзы с зазором ≥ 50 мм), скользящие крепления к брусу.</w:t>
       </w:r>
     </w:p>
     <w:p>
@@ -6158,7 +7306,7 @@
         <w:pStyle w:val="ListNumber"/>
       </w:pPr>
       <w:r>
-        <w:t>Размеры вентиляционных коробов ВК-1…ВК-5 — увеличить по заданию (лист 15); на планах АР короба показаны условно, малого сечения.</w:t>
+        <w:t>Типоразмеры ВБ2 (3,6 кВт) и ВБ3 (5,6 кВт) меньше укрупнённого расчёта (4,05 и 6,66 кВт) — покомнатный расчёт теплопритоков по ведомости окон.</w:t>
       </w:r>
     </w:p>
     <w:p>
@@ -6166,7 +7314,7 @@
         <w:pStyle w:val="ListNumber"/>
       </w:pPr>
       <w:r>
-        <w:t>Тип теплогенератора (газ / электро / твёрдое топливо) — влияет на вентиляцию котельной.</w:t>
+        <w:t>Приток в холл-лестницу: в таблице воздухообменов 60 м³/ч, на эскизе БР-ОВК — П 160; подтвердить при балансировке.</w:t>
       </w:r>
     </w:p>
     <w:p>
@@ -6174,7 +7322,7 @@
         <w:pStyle w:val="ListNumber"/>
       </w:pPr>
       <w:r>
-        <w:t>Тип кухонной плиты (принята электрическая/индукционная) и модель зонта.</w:t>
+        <w:t>Масса ПВУ (≈ 180 кг) и ПУ на чердаке, люк 800×1200 — подтверждение конструктора СХ.</w:t>
       </w:r>
     </w:p>
     <w:p>
@@ -6182,7 +7330,7 @@
         <w:pStyle w:val="ListNumber"/>
       </w:pPr>
       <w:r>
-        <w:t>Модель камина/топки — для системы ПЕ2.</w:t>
+        <w:t>Высота опусков под канальные блоки и воздуховоды 1 этажа — по балкам КД4 и дизайн-проекту.</w:t>
       </w:r>
     </w:p>
     <w:p>
@@ -6190,7 +7338,7 @@
         <w:pStyle w:val="ListNumber"/>
       </w:pPr>
       <w:r>
-        <w:t>Дизайн-проект: окончательные места внутренних блоков и диффузоров; места наружных блоков на участке.</w:t>
+        <w:t>Модель кухонного зонта (остров) и топки камина — для П2/В3 и ПЕ2.</w:t>
       </w:r>
     </w:p>
     <w:p>
@@ -6198,7 +7346,15 @@
         <w:pStyle w:val="ListNumber"/>
       </w:pPr>
       <w:r>
-        <w:t>Электрическая мощность, выделенная на объект (ПВУ, П2, кондиционирование).</w:t>
+        <w:t>Тип хладагента (R32 / R410A) и проверка допустимой концентрации при утечке в спальнях.</w:t>
+      </w:r>
+    </w:p>
+    <w:p>
+      <w:pPr>
+        <w:pStyle w:val="ListNumber"/>
+      </w:pPr>
+      <w:r>
+        <w:t>Акустический расчёт (30 дБА ночью) и аэродинамика сети — на стадии проектирования.</w:t>
       </w:r>
     </w:p>
     <w:p>
@@ -6214,7 +7370,7 @@
         <w:rPr>
           <w:b w:val="0"/>
         </w:rPr>
-        <w:t>Трассы систем выполнены на подложке поэтажных планов АПР (листы 4–8). Магистрали П1/В1 проложены по чердаку в зоне сдвоенных лаг между осями 7–9 / Е–К, где установлена ПВУ; ответвления идут к диффузорам 2 этажа и к стоякам в вентиляционных коробах ВК-1 (оси 5/Ж) и ВК-4 (оси 12/К), у основания которых установлены коллекторы РК1…РК4 лучевой разводки 1 этажа. Кухонный зонт и компенсация П2 — через короб ВК-2 (оси 5/Д), вытяжка сауны — через ВК-3 (оси 12/М), котельная и фреонопроводы К2 — через ВК-5 (оси 13/Д). Наружные блоки — у восточного фасада возле котельной.</w:t>
+        <w:t>Трассы — на подложке поэтажных планов АПР (листы 4–8). ПВУ — на тёплом чердаке над холлом (≈ 7–8/Е–Ж); магистрали П1 по оси Е, В1 по оси Ж; стояки на 1 этаж — в шахтах ВК-1 (5/Ж) и ВК-4 (11–12/К). Кухонный зонт и П2 — через ВК-2 (5/Д–Г), сауна — ВК-3 (12/Л–М), котельная и фреон К2 — ВК-5 (13/Д). Наружные блоки — у южной стены котельной.</w:t>
       </w:r>
     </w:p>
     <w:p>
@@ -6252,7 +7408,7 @@
     </w:p>
     <w:p>
       <w:r>
-        <w:t>Лист 6. План чердака. Вентиляция</w:t>
+        <w:t>Лист 6. План чердака. Вентиляция и увлажнение</w:t>
       </w:r>
     </w:p>
     <w:p>
